--- a/klagomål/A 32428-2025 FSC-klagomål.docx
+++ b/klagomål/A 32428-2025 FSC-klagomål.docx
@@ -767,7 +767,7 @@
     <w:r>
       <w:tab/>
       <w:tab/>
-      <w:t>2025-07-01</w:t>
+      <w:t>2025-07-02</w:t>
       <w:br/>
       <w:br/>
     </w:r>

--- a/klagomål/A 32428-2025 FSC-klagomål.docx
+++ b/klagomål/A 32428-2025 FSC-klagomål.docx
@@ -767,7 +767,7 @@
     <w:r>
       <w:tab/>
       <w:tab/>
-      <w:t>2025-07-02</w:t>
+      <w:t>2025-07-03</w:t>
       <w:br/>
       <w:br/>
     </w:r>

--- a/klagomål/A 32428-2025 FSC-klagomål.docx
+++ b/klagomål/A 32428-2025 FSC-klagomål.docx
@@ -767,7 +767,7 @@
     <w:r>
       <w:tab/>
       <w:tab/>
-      <w:t>2025-07-03</w:t>
+      <w:t>2025-07-04</w:t>
       <w:br/>
       <w:br/>
     </w:r>

--- a/klagomål/A 32428-2025 FSC-klagomål.docx
+++ b/klagomål/A 32428-2025 FSC-klagomål.docx
@@ -767,7 +767,7 @@
     <w:r>
       <w:tab/>
       <w:tab/>
-      <w:t>2025-07-04</w:t>
+      <w:t>2025-07-05</w:t>
       <w:br/>
       <w:br/>
     </w:r>

--- a/klagomål/A 32428-2025 FSC-klagomål.docx
+++ b/klagomål/A 32428-2025 FSC-klagomål.docx
@@ -767,7 +767,7 @@
     <w:r>
       <w:tab/>
       <w:tab/>
-      <w:t>2025-07-05</w:t>
+      <w:t>2025-07-06</w:t>
       <w:br/>
       <w:br/>
     </w:r>

--- a/klagomål/A 32428-2025 FSC-klagomål.docx
+++ b/klagomål/A 32428-2025 FSC-klagomål.docx
@@ -767,7 +767,7 @@
     <w:r>
       <w:tab/>
       <w:tab/>
-      <w:t>2025-07-06</w:t>
+      <w:t>2025-07-07</w:t>
       <w:br/>
       <w:br/>
     </w:r>

--- a/klagomål/A 32428-2025 FSC-klagomål.docx
+++ b/klagomål/A 32428-2025 FSC-klagomål.docx
@@ -767,7 +767,7 @@
     <w:r>
       <w:tab/>
       <w:tab/>
-      <w:t>2025-07-07</w:t>
+      <w:t>2025-07-08</w:t>
       <w:br/>
       <w:br/>
     </w:r>

--- a/klagomål/A 32428-2025 FSC-klagomål.docx
+++ b/klagomål/A 32428-2025 FSC-klagomål.docx
@@ -254,7 +254,25 @@
         <w:t>Lunglav (NT)</w:t>
       </w:r>
       <w:r>
-        <w:t xml:space="preserve"> är en av vårt lands främsta signalarter som överallt indikerar gamla lövträd, skogsbestånd med höga naturvärden och ekosystem med lång skoglig kontinuitet. Lokalt kan förekomsten vara mycket riklig men den hittas nästan enbart i gamla och ej slutavverkade skogar. Artens samtliga förekomster bör uppmärksammas från naturvårdssynpunkt, då många lokaler även hyser andra ovanliga och rödlistade arter. Rikliga förekomster bör skyddas med biotopskydd, frivilliga avsättningar eller reservat (SLU Artdatabanken, 2024; Nitare &amp; Skogsstyrelsen, 2019).</w:t>
+        <w:t xml:space="preserve"> är en av vårt lands främsta signalarter som överallt indikerar gamla lövträd, skogsbestånd med höga naturvärden och ekosystem med lång skoglig kontinuitet. Lokalt kan förekomsten vara mycket riklig men den hittas nästan enbart i gamla och ej slutavverkade skogar. Artens samtliga förekomster bör uppmärksammas från naturvårdssynpunkt, då många lokaler även hyser andra ovanliga och rödlistade arter. Rikliga förekomster bör skyddas med biotopskydd, frivilliga avsättningar eller reservat. Det finns ett antal sällsynta lavparasiter som växer på lunglav: lunglavsknapp (VU), skrovelmössing (DD), lunglavshårprick (DD), </w:t>
+      </w:r>
+      <w:r>
+        <w:rPr>
+          <w:i/>
+        </w:rPr>
+        <w:t>Calycina alstrupii</w:t>
+      </w:r>
+      <w:r>
+        <w:t xml:space="preserve"> (NA) och </w:t>
+      </w:r>
+      <w:r>
+        <w:rPr>
+          <w:i/>
+        </w:rPr>
+        <w:t>Chalara lobariae</w:t>
+      </w:r>
+      <w:r>
+        <w:t xml:space="preserve"> (NA) (SLU Artdatabanken, 2025; SLU Artdatabanken, 2024; Nitare &amp; Skogsstyrelsen, 2019).</w:t>
       </w:r>
     </w:p>
     <w:p>
@@ -582,7 +600,7 @@
         <w:t>Plectocarpon lichenum</w:t>
       </w:r>
       <w:r>
-        <w:t xml:space="preserve"> (VU). Det finns ytterligare två rödlistade parasiter vilka bara förekommer på lunglav, Skrovelmössing </w:t>
+        <w:t xml:space="preserve"> (VU). Det finns ytterligare ett antal parasiter vilka bara förekommer på lunglav: Skrovelmössing </w:t>
       </w:r>
       <w:r>
         <w:rPr>
@@ -600,7 +618,25 @@
         <w:t>Niesslia lobariae</w:t>
       </w:r>
       <w:r>
-        <w:t xml:space="preserve"> (rödlistad som Kunskapsbrist DD). Skrovelmössing (DD) har små svarta apothecier och bruna, 1-septerade sporer och Lunglavshårprick (DD) har brunhåriga perithecier och färglösa, 1-septerade sporer (SLU Artdatabanken, 2024; Nitare &amp; Skogsstyrelsen, 2019).</w:t>
+        <w:t xml:space="preserve"> (rödlistad som Kunskapsbrist DD). Skrovelmössing (DD) har små svarta apothecier och bruna, 1-septerade sporer och Lunglavshårprick (DD) har brunhåriga perithecier och färglösa, 1-septerade sporer. Nyligen har ytterligare två lavparasiter påträffats i Sverige som växer på lunglav: </w:t>
+      </w:r>
+      <w:r>
+        <w:rPr>
+          <w:i/>
+        </w:rPr>
+        <w:t>Calycina alstrupii</w:t>
+      </w:r>
+      <w:r>
+        <w:t xml:space="preserve"> (NA) och </w:t>
+      </w:r>
+      <w:r>
+        <w:rPr>
+          <w:i/>
+        </w:rPr>
+        <w:t>Chalara lobariae</w:t>
+      </w:r>
+      <w:r>
+        <w:t xml:space="preserve"> (NA) (SLU Artdatabanken, 2025; SLU Artdatabanken, 2024; Nitare &amp; Skogsstyrelsen, 2019).</w:t>
       </w:r>
     </w:p>
     <w:p>
@@ -637,6 +673,20 @@
       </w:r>
       <w:r>
         <w:t>SLU Artdatabanken, Uppsala.</w:t>
+      </w:r>
+    </w:p>
+    <w:p>
+      <w:r>
+        <w:t xml:space="preserve">SLU Artdatabanken, 2025. </w:t>
+      </w:r>
+      <w:r>
+        <w:rPr>
+          <w:i/>
+        </w:rPr>
+        <w:t xml:space="preserve">Över 20 nya lavparasiter för Sverige. </w:t>
+      </w:r>
+      <w:r>
+        <w:t>https://www.slu.se/artdatabanken/arter-och-natur/artiklar/over-20-nya-lavparasiter-for-sverige/</w:t>
       </w:r>
     </w:p>
     <w:sectPr>
@@ -767,7 +817,7 @@
     <w:r>
       <w:tab/>
       <w:tab/>
-      <w:t>2025-07-08</w:t>
+      <w:t>2025-07-09</w:t>
       <w:br/>
       <w:br/>
     </w:r>

--- a/klagomål/A 32428-2025 FSC-klagomål.docx
+++ b/klagomål/A 32428-2025 FSC-klagomål.docx
@@ -817,7 +817,7 @@
     <w:r>
       <w:tab/>
       <w:tab/>
-      <w:t>2025-07-09</w:t>
+      <w:t>2025-07-11</w:t>
       <w:br/>
       <w:br/>
     </w:r>

--- a/klagomål/A 32428-2025 FSC-klagomål.docx
+++ b/klagomål/A 32428-2025 FSC-klagomål.docx
@@ -817,7 +817,7 @@
     <w:r>
       <w:tab/>
       <w:tab/>
-      <w:t>2025-07-11</w:t>
+      <w:t>2025-07-12</w:t>
       <w:br/>
       <w:br/>
     </w:r>

--- a/klagomål/A 32428-2025 FSC-klagomål.docx
+++ b/klagomål/A 32428-2025 FSC-klagomål.docx
@@ -817,7 +817,7 @@
     <w:r>
       <w:tab/>
       <w:tab/>
-      <w:t>2025-08-06</w:t>
+      <w:t>2025-08-09</w:t>
       <w:br/>
       <w:br/>
     </w:r>

--- a/klagomål/A 32428-2025 FSC-klagomål.docx
+++ b/klagomål/A 32428-2025 FSC-klagomål.docx
@@ -168,7 +168,7 @@
     </w:p>
     <w:p>
       <w:r>
-        <w:t>Detta dokument behandlar höga naturvärden i avverkningsanmälan A 32428-2025 i Strömsunds kommun. Denna avverkningsanmälan inkom 2025-06-30 och omfattar 1,1 ha.</w:t>
+        <w:t>Detta dokument behandlar höga naturvärden i avverkningsanmälan A 32428-2025 i Strömsunds kommun. Denna avverkningsanmälan inkom 2025-06-30 08:45:44 och omfattar 1,1 ha.</w:t>
       </w:r>
     </w:p>
     <w:p>

--- a/klagomål/A 32428-2025 FSC-klagomål.docx
+++ b/klagomål/A 32428-2025 FSC-klagomål.docx
@@ -817,7 +817,7 @@
     <w:r>
       <w:tab/>
       <w:tab/>
-      <w:t>2025-08-09</w:t>
+      <w:t>2025-08-10</w:t>
       <w:br/>
       <w:br/>
     </w:r>

--- a/klagomål/A 32428-2025 FSC-klagomål.docx
+++ b/klagomål/A 32428-2025 FSC-klagomål.docx
@@ -817,7 +817,7 @@
     <w:r>
       <w:tab/>
       <w:tab/>
-      <w:t>2025-08-10</w:t>
+      <w:t>2025-08-11</w:t>
       <w:br/>
       <w:br/>
     </w:r>

--- a/klagomål/A 32428-2025 FSC-klagomål.docx
+++ b/klagomål/A 32428-2025 FSC-klagomål.docx
@@ -817,7 +817,7 @@
     <w:r>
       <w:tab/>
       <w:tab/>
-      <w:t>2025-08-11</w:t>
+      <w:t>2025-08-12</w:t>
       <w:br/>
       <w:br/>
     </w:r>

--- a/klagomål/A 32428-2025 FSC-klagomål.docx
+++ b/klagomål/A 32428-2025 FSC-klagomål.docx
@@ -817,7 +817,7 @@
     <w:r>
       <w:tab/>
       <w:tab/>
-      <w:t>2025-08-12</w:t>
+      <w:t>2025-08-13</w:t>
       <w:br/>
       <w:br/>
     </w:r>

--- a/klagomål/A 32428-2025 FSC-klagomål.docx
+++ b/klagomål/A 32428-2025 FSC-klagomål.docx
@@ -817,7 +817,7 @@
     <w:r>
       <w:tab/>
       <w:tab/>
-      <w:t>2025-08-13</w:t>
+      <w:t>2025-08-14</w:t>
       <w:br/>
       <w:br/>
     </w:r>

--- a/klagomål/A 32428-2025 FSC-klagomål.docx
+++ b/klagomål/A 32428-2025 FSC-klagomål.docx
@@ -817,7 +817,7 @@
     <w:r>
       <w:tab/>
       <w:tab/>
-      <w:t>2025-08-14</w:t>
+      <w:t>2025-08-15</w:t>
       <w:br/>
       <w:br/>
     </w:r>

--- a/klagomål/A 32428-2025 FSC-klagomål.docx
+++ b/klagomål/A 32428-2025 FSC-klagomål.docx
@@ -817,7 +817,7 @@
     <w:r>
       <w:tab/>
       <w:tab/>
-      <w:t>2025-08-15</w:t>
+      <w:t>2025-08-16</w:t>
       <w:br/>
       <w:br/>
     </w:r>

--- a/klagomål/A 32428-2025 FSC-klagomål.docx
+++ b/klagomål/A 32428-2025 FSC-klagomål.docx
@@ -817,7 +817,7 @@
     <w:r>
       <w:tab/>
       <w:tab/>
-      <w:t>2025-08-16</w:t>
+      <w:t>2025-08-17</w:t>
       <w:br/>
       <w:br/>
     </w:r>

--- a/klagomål/A 32428-2025 FSC-klagomål.docx
+++ b/klagomål/A 32428-2025 FSC-klagomål.docx
@@ -817,7 +817,7 @@
     <w:r>
       <w:tab/>
       <w:tab/>
-      <w:t>2025-08-17</w:t>
+      <w:t>2025-08-18</w:t>
       <w:br/>
       <w:br/>
     </w:r>

--- a/klagomål/A 32428-2025 FSC-klagomål.docx
+++ b/klagomål/A 32428-2025 FSC-klagomål.docx
@@ -817,7 +817,7 @@
     <w:r>
       <w:tab/>
       <w:tab/>
-      <w:t>2025-08-18</w:t>
+      <w:t>2025-08-19</w:t>
       <w:br/>
       <w:br/>
     </w:r>

--- a/klagomål/A 32428-2025 FSC-klagomål.docx
+++ b/klagomål/A 32428-2025 FSC-klagomål.docx
@@ -817,7 +817,7 @@
     <w:r>
       <w:tab/>
       <w:tab/>
-      <w:t>2025-08-19</w:t>
+      <w:t>2025-08-20</w:t>
       <w:br/>
       <w:br/>
     </w:r>

--- a/klagomål/A 32428-2025 FSC-klagomål.docx
+++ b/klagomål/A 32428-2025 FSC-klagomål.docx
@@ -817,7 +817,7 @@
     <w:r>
       <w:tab/>
       <w:tab/>
-      <w:t>2025-08-20</w:t>
+      <w:t>2025-08-21</w:t>
       <w:br/>
       <w:br/>
     </w:r>

--- a/klagomål/A 32428-2025 FSC-klagomål.docx
+++ b/klagomål/A 32428-2025 FSC-klagomål.docx
@@ -817,7 +817,7 @@
     <w:r>
       <w:tab/>
       <w:tab/>
-      <w:t>2025-08-21</w:t>
+      <w:t>2025-08-22</w:t>
       <w:br/>
       <w:br/>
     </w:r>

--- a/klagomål/A 32428-2025 FSC-klagomål.docx
+++ b/klagomål/A 32428-2025 FSC-klagomål.docx
@@ -817,7 +817,7 @@
     <w:r>
       <w:tab/>
       <w:tab/>
-      <w:t>2025-08-22</w:t>
+      <w:t>2025-08-23</w:t>
       <w:br/>
       <w:br/>
     </w:r>

--- a/klagomål/A 32428-2025 FSC-klagomål.docx
+++ b/klagomål/A 32428-2025 FSC-klagomål.docx
@@ -817,7 +817,7 @@
     <w:r>
       <w:tab/>
       <w:tab/>
-      <w:t>2025-08-23</w:t>
+      <w:t>2025-08-24</w:t>
       <w:br/>
       <w:br/>
     </w:r>

--- a/klagomål/A 32428-2025 FSC-klagomål.docx
+++ b/klagomål/A 32428-2025 FSC-klagomål.docx
@@ -817,7 +817,7 @@
     <w:r>
       <w:tab/>
       <w:tab/>
-      <w:t>2025-08-24</w:t>
+      <w:t>2025-08-25</w:t>
       <w:br/>
       <w:br/>
     </w:r>

--- a/klagomål/A 32428-2025 FSC-klagomål.docx
+++ b/klagomål/A 32428-2025 FSC-klagomål.docx
@@ -817,7 +817,7 @@
     <w:r>
       <w:tab/>
       <w:tab/>
-      <w:t>2025-08-25</w:t>
+      <w:t>2025-08-26</w:t>
       <w:br/>
       <w:br/>
     </w:r>

--- a/klagomål/A 32428-2025 FSC-klagomål.docx
+++ b/klagomål/A 32428-2025 FSC-klagomål.docx
@@ -817,7 +817,7 @@
     <w:r>
       <w:tab/>
       <w:tab/>
-      <w:t>2025-08-26</w:t>
+      <w:t>2025-08-30</w:t>
       <w:br/>
       <w:br/>
     </w:r>

--- a/klagomål/A 32428-2025 FSC-klagomål.docx
+++ b/klagomål/A 32428-2025 FSC-klagomål.docx
@@ -817,7 +817,7 @@
     <w:r>
       <w:tab/>
       <w:tab/>
-      <w:t>2025-08-30</w:t>
+      <w:t>2025-08-31</w:t>
       <w:br/>
       <w:br/>
     </w:r>

--- a/klagomål/A 32428-2025 FSC-klagomål.docx
+++ b/klagomål/A 32428-2025 FSC-klagomål.docx
@@ -817,7 +817,7 @@
     <w:r>
       <w:tab/>
       <w:tab/>
-      <w:t>2025-08-31</w:t>
+      <w:t>2025-09-01</w:t>
       <w:br/>
       <w:br/>
     </w:r>

--- a/klagomål/A 32428-2025 FSC-klagomål.docx
+++ b/klagomål/A 32428-2025 FSC-klagomål.docx
@@ -817,7 +817,7 @@
     <w:r>
       <w:tab/>
       <w:tab/>
-      <w:t>2025-09-01</w:t>
+      <w:t>2025-09-04</w:t>
       <w:br/>
       <w:br/>
     </w:r>

--- a/klagomål/A 32428-2025 FSC-klagomål.docx
+++ b/klagomål/A 32428-2025 FSC-klagomål.docx
@@ -817,7 +817,7 @@
     <w:r>
       <w:tab/>
       <w:tab/>
-      <w:t>2025-09-04</w:t>
+      <w:t>2025-09-05</w:t>
       <w:br/>
       <w:br/>
     </w:r>

--- a/klagomål/A 32428-2025 FSC-klagomål.docx
+++ b/klagomål/A 32428-2025 FSC-klagomål.docx
@@ -817,7 +817,7 @@
     <w:r>
       <w:tab/>
       <w:tab/>
-      <w:t>2025-09-05</w:t>
+      <w:t>2025-09-07</w:t>
       <w:br/>
       <w:br/>
     </w:r>

--- a/klagomål/A 32428-2025 FSC-klagomål.docx
+++ b/klagomål/A 32428-2025 FSC-klagomål.docx
@@ -817,7 +817,7 @@
     <w:r>
       <w:tab/>
       <w:tab/>
-      <w:t>2025-09-07</w:t>
+      <w:t>2025-09-08</w:t>
       <w:br/>
       <w:br/>
     </w:r>

--- a/klagomål/A 32428-2025 FSC-klagomål.docx
+++ b/klagomål/A 32428-2025 FSC-klagomål.docx
@@ -817,7 +817,7 @@
     <w:r>
       <w:tab/>
       <w:tab/>
-      <w:t>2025-09-08</w:t>
+      <w:t>2025-09-10</w:t>
       <w:br/>
       <w:br/>
     </w:r>

--- a/klagomål/A 32428-2025 FSC-klagomål.docx
+++ b/klagomål/A 32428-2025 FSC-klagomål.docx
@@ -817,7 +817,7 @@
     <w:r>
       <w:tab/>
       <w:tab/>
-      <w:t>2025-09-10</w:t>
+      <w:t>2025-09-11</w:t>
       <w:br/>
       <w:br/>
     </w:r>

--- a/klagomål/A 32428-2025 FSC-klagomål.docx
+++ b/klagomål/A 32428-2025 FSC-klagomål.docx
@@ -817,7 +817,7 @@
     <w:r>
       <w:tab/>
       <w:tab/>
-      <w:t>2025-09-11</w:t>
+      <w:t>2025-09-12</w:t>
       <w:br/>
       <w:br/>
     </w:r>

--- a/klagomål/A 32428-2025 FSC-klagomål.docx
+++ b/klagomål/A 32428-2025 FSC-klagomål.docx
@@ -817,7 +817,7 @@
     <w:r>
       <w:tab/>
       <w:tab/>
-      <w:t>2025-09-12</w:t>
+      <w:t>2025-09-13</w:t>
       <w:br/>
       <w:br/>
     </w:r>

--- a/klagomål/A 32428-2025 FSC-klagomål.docx
+++ b/klagomål/A 32428-2025 FSC-klagomål.docx
@@ -817,7 +817,7 @@
     <w:r>
       <w:tab/>
       <w:tab/>
-      <w:t>2025-09-13</w:t>
+      <w:t>2025-09-14</w:t>
       <w:br/>
       <w:br/>
     </w:r>

--- a/klagomål/A 32428-2025 FSC-klagomål.docx
+++ b/klagomål/A 32428-2025 FSC-klagomål.docx
@@ -817,7 +817,7 @@
     <w:r>
       <w:tab/>
       <w:tab/>
-      <w:t>2025-09-14</w:t>
+      <w:t>2025-09-15</w:t>
       <w:br/>
       <w:br/>
     </w:r>

--- a/klagomål/A 32428-2025 FSC-klagomål.docx
+++ b/klagomål/A 32428-2025 FSC-klagomål.docx
@@ -817,7 +817,7 @@
     <w:r>
       <w:tab/>
       <w:tab/>
-      <w:t>2025-09-15</w:t>
+      <w:t>2025-09-16</w:t>
       <w:br/>
       <w:br/>
     </w:r>

--- a/klagomål/A 32428-2025 FSC-klagomål.docx
+++ b/klagomål/A 32428-2025 FSC-klagomål.docx
@@ -817,7 +817,7 @@
     <w:r>
       <w:tab/>
       <w:tab/>
-      <w:t>2025-09-16</w:t>
+      <w:t>2025-09-17</w:t>
       <w:br/>
       <w:br/>
     </w:r>

--- a/klagomål/A 32428-2025 FSC-klagomål.docx
+++ b/klagomål/A 32428-2025 FSC-klagomål.docx
@@ -817,7 +817,7 @@
     <w:r>
       <w:tab/>
       <w:tab/>
-      <w:t>2025-09-17</w:t>
+      <w:t>2025-09-18</w:t>
       <w:br/>
       <w:br/>
     </w:r>

--- a/klagomål/A 32428-2025 FSC-klagomål.docx
+++ b/klagomål/A 32428-2025 FSC-klagomål.docx
@@ -817,7 +817,7 @@
     <w:r>
       <w:tab/>
       <w:tab/>
-      <w:t>2025-09-18</w:t>
+      <w:t>2025-09-22</w:t>
       <w:br/>
       <w:br/>
     </w:r>

--- a/klagomål/A 32428-2025 FSC-klagomål.docx
+++ b/klagomål/A 32428-2025 FSC-klagomål.docx
@@ -817,7 +817,7 @@
     <w:r>
       <w:tab/>
       <w:tab/>
-      <w:t>2025-09-22</w:t>
+      <w:t>2025-09-23</w:t>
       <w:br/>
       <w:br/>
     </w:r>

--- a/klagomål/A 32428-2025 FSC-klagomål.docx
+++ b/klagomål/A 32428-2025 FSC-klagomål.docx
@@ -817,7 +817,7 @@
     <w:r>
       <w:tab/>
       <w:tab/>
-      <w:t>2025-09-23</w:t>
+      <w:t>2025-09-24</w:t>
       <w:br/>
       <w:br/>
     </w:r>

--- a/klagomål/A 32428-2025 FSC-klagomål.docx
+++ b/klagomål/A 32428-2025 FSC-klagomål.docx
@@ -817,7 +817,7 @@
     <w:r>
       <w:tab/>
       <w:tab/>
-      <w:t>2025-09-24</w:t>
+      <w:t>2025-09-25</w:t>
       <w:br/>
       <w:br/>
     </w:r>

--- a/klagomål/A 32428-2025 FSC-klagomål.docx
+++ b/klagomål/A 32428-2025 FSC-klagomål.docx
@@ -817,7 +817,7 @@
     <w:r>
       <w:tab/>
       <w:tab/>
-      <w:t>2025-09-25</w:t>
+      <w:t>2025-09-26</w:t>
       <w:br/>
       <w:br/>
     </w:r>

--- a/klagomål/A 32428-2025 FSC-klagomål.docx
+++ b/klagomål/A 32428-2025 FSC-klagomål.docx
@@ -817,7 +817,7 @@
     <w:r>
       <w:tab/>
       <w:tab/>
-      <w:t>2025-09-26</w:t>
+      <w:t>2025-09-27</w:t>
       <w:br/>
       <w:br/>
     </w:r>

--- a/klagomål/A 32428-2025 FSC-klagomål.docx
+++ b/klagomål/A 32428-2025 FSC-klagomål.docx
@@ -817,7 +817,7 @@
     <w:r>
       <w:tab/>
       <w:tab/>
-      <w:t>2025-09-27</w:t>
+      <w:t>2025-09-28</w:t>
       <w:br/>
       <w:br/>
     </w:r>

--- a/klagomål/A 32428-2025 FSC-klagomål.docx
+++ b/klagomål/A 32428-2025 FSC-klagomål.docx
@@ -817,7 +817,7 @@
     <w:r>
       <w:tab/>
       <w:tab/>
-      <w:t>2025-09-28</w:t>
+      <w:t>2025-09-29</w:t>
       <w:br/>
       <w:br/>
     </w:r>

--- a/klagomål/A 32428-2025 FSC-klagomål.docx
+++ b/klagomål/A 32428-2025 FSC-klagomål.docx
@@ -817,7 +817,7 @@
     <w:r>
       <w:tab/>
       <w:tab/>
-      <w:t>2025-09-29</w:t>
+      <w:t>2025-09-30</w:t>
       <w:br/>
       <w:br/>
     </w:r>

--- a/klagomål/A 32428-2025 FSC-klagomål.docx
+++ b/klagomål/A 32428-2025 FSC-klagomål.docx
@@ -817,7 +817,7 @@
     <w:r>
       <w:tab/>
       <w:tab/>
-      <w:t>2025-09-30</w:t>
+      <w:t>2025-10-01</w:t>
       <w:br/>
       <w:br/>
     </w:r>

--- a/klagomål/A 32428-2025 FSC-klagomål.docx
+++ b/klagomål/A 32428-2025 FSC-klagomål.docx
@@ -817,7 +817,7 @@
     <w:r>
       <w:tab/>
       <w:tab/>
-      <w:t>2025-10-01</w:t>
+      <w:t>2025-10-02</w:t>
       <w:br/>
       <w:br/>
     </w:r>

--- a/klagomål/A 32428-2025 FSC-klagomål.docx
+++ b/klagomål/A 32428-2025 FSC-klagomål.docx
@@ -817,7 +817,7 @@
     <w:r>
       <w:tab/>
       <w:tab/>
-      <w:t>2025-10-02</w:t>
+      <w:t>2025-10-03</w:t>
       <w:br/>
       <w:br/>
     </w:r>

--- a/klagomål/A 32428-2025 FSC-klagomål.docx
+++ b/klagomål/A 32428-2025 FSC-klagomål.docx
@@ -817,7 +817,7 @@
     <w:r>
       <w:tab/>
       <w:tab/>
-      <w:t>2025-10-03</w:t>
+      <w:t>2025-10-04</w:t>
       <w:br/>
       <w:br/>
     </w:r>

--- a/klagomål/A 32428-2025 FSC-klagomål.docx
+++ b/klagomål/A 32428-2025 FSC-klagomål.docx
@@ -817,7 +817,7 @@
     <w:r>
       <w:tab/>
       <w:tab/>
-      <w:t>2025-10-16</w:t>
+      <w:t>2025-10-17</w:t>
       <w:br/>
       <w:br/>
     </w:r>

--- a/klagomål/A 32428-2025 FSC-klagomål.docx
+++ b/klagomål/A 32428-2025 FSC-klagomål.docx
@@ -817,7 +817,7 @@
     <w:r>
       <w:tab/>
       <w:tab/>
-      <w:t>2025-10-17</w:t>
+      <w:t>2025-10-18</w:t>
       <w:br/>
       <w:br/>
     </w:r>

--- a/klagomål/A 32428-2025 FSC-klagomål.docx
+++ b/klagomål/A 32428-2025 FSC-klagomål.docx
@@ -817,7 +817,7 @@
     <w:r>
       <w:tab/>
       <w:tab/>
-      <w:t>2025-10-18</w:t>
+      <w:t>2025-10-19</w:t>
       <w:br/>
       <w:br/>
     </w:r>

--- a/klagomål/A 32428-2025 FSC-klagomål.docx
+++ b/klagomål/A 32428-2025 FSC-klagomål.docx
@@ -817,7 +817,7 @@
     <w:r>
       <w:tab/>
       <w:tab/>
-      <w:t>2025-10-19</w:t>
+      <w:t>2025-10-20</w:t>
       <w:br/>
       <w:br/>
     </w:r>

--- a/klagomål/A 32428-2025 FSC-klagomål.docx
+++ b/klagomål/A 32428-2025 FSC-klagomål.docx
@@ -817,7 +817,7 @@
     <w:r>
       <w:tab/>
       <w:tab/>
-      <w:t>2025-10-20</w:t>
+      <w:t>2025-10-21</w:t>
       <w:br/>
       <w:br/>
     </w:r>

--- a/klagomål/A 32428-2025 FSC-klagomål.docx
+++ b/klagomål/A 32428-2025 FSC-klagomål.docx
@@ -817,7 +817,7 @@
     <w:r>
       <w:tab/>
       <w:tab/>
-      <w:t>2025-10-21</w:t>
+      <w:t>2025-10-22</w:t>
       <w:br/>
       <w:br/>
     </w:r>

--- a/klagomål/A 32428-2025 FSC-klagomål.docx
+++ b/klagomål/A 32428-2025 FSC-klagomål.docx
@@ -817,7 +817,7 @@
     <w:r>
       <w:tab/>
       <w:tab/>
-      <w:t>2025-10-22</w:t>
+      <w:t>2025-10-23</w:t>
       <w:br/>
       <w:br/>
     </w:r>

--- a/klagomål/A 32428-2025 FSC-klagomål.docx
+++ b/klagomål/A 32428-2025 FSC-klagomål.docx
@@ -817,7 +817,7 @@
     <w:r>
       <w:tab/>
       <w:tab/>
-      <w:t>2025-10-23</w:t>
+      <w:t>2025-10-24</w:t>
       <w:br/>
       <w:br/>
     </w:r>

--- a/klagomål/A 32428-2025 FSC-klagomål.docx
+++ b/klagomål/A 32428-2025 FSC-klagomål.docx
@@ -817,7 +817,7 @@
     <w:r>
       <w:tab/>
       <w:tab/>
-      <w:t>2025-10-24</w:t>
+      <w:t>2025-10-25</w:t>
       <w:br/>
       <w:br/>
     </w:r>

--- a/klagomål/A 32428-2025 FSC-klagomål.docx
+++ b/klagomål/A 32428-2025 FSC-klagomål.docx
@@ -817,7 +817,7 @@
     <w:r>
       <w:tab/>
       <w:tab/>
-      <w:t>2025-10-25</w:t>
+      <w:t>2025-10-26</w:t>
       <w:br/>
       <w:br/>
     </w:r>

--- a/klagomål/A 32428-2025 FSC-klagomål.docx
+++ b/klagomål/A 32428-2025 FSC-klagomål.docx
@@ -817,7 +817,7 @@
     <w:r>
       <w:tab/>
       <w:tab/>
-      <w:t>2025-10-26</w:t>
+      <w:t>2025-10-27</w:t>
       <w:br/>
       <w:br/>
     </w:r>

--- a/klagomål/A 32428-2025 FSC-klagomål.docx
+++ b/klagomål/A 32428-2025 FSC-klagomål.docx
@@ -817,7 +817,7 @@
     <w:r>
       <w:tab/>
       <w:tab/>
-      <w:t>2025-10-27</w:t>
+      <w:t>2025-10-28</w:t>
       <w:br/>
       <w:br/>
     </w:r>

--- a/klagomål/A 32428-2025 FSC-klagomål.docx
+++ b/klagomål/A 32428-2025 FSC-klagomål.docx
@@ -817,7 +817,7 @@
     <w:r>
       <w:tab/>
       <w:tab/>
-      <w:t>2025-10-28</w:t>
+      <w:t>2025-10-29</w:t>
       <w:br/>
       <w:br/>
     </w:r>

--- a/klagomål/A 32428-2025 FSC-klagomål.docx
+++ b/klagomål/A 32428-2025 FSC-klagomål.docx
@@ -817,7 +817,7 @@
     <w:r>
       <w:tab/>
       <w:tab/>
-      <w:t>2025-10-29</w:t>
+      <w:t>2025-10-30</w:t>
       <w:br/>
       <w:br/>
     </w:r>

--- a/klagomål/A 32428-2025 FSC-klagomål.docx
+++ b/klagomål/A 32428-2025 FSC-klagomål.docx
@@ -817,7 +817,7 @@
     <w:r>
       <w:tab/>
       <w:tab/>
-      <w:t>2025-10-30</w:t>
+      <w:t>2025-10-31</w:t>
       <w:br/>
       <w:br/>
     </w:r>

--- a/klagomål/A 32428-2025 FSC-klagomål.docx
+++ b/klagomål/A 32428-2025 FSC-klagomål.docx
@@ -817,7 +817,7 @@
     <w:r>
       <w:tab/>
       <w:tab/>
-      <w:t>2025-10-31</w:t>
+      <w:t>2025-11-01</w:t>
       <w:br/>
       <w:br/>
     </w:r>

--- a/klagomål/A 32428-2025 FSC-klagomål.docx
+++ b/klagomål/A 32428-2025 FSC-klagomål.docx
@@ -817,7 +817,7 @@
     <w:r>
       <w:tab/>
       <w:tab/>
-      <w:t>2025-11-01</w:t>
+      <w:t>2025-11-02</w:t>
       <w:br/>
       <w:br/>
     </w:r>

--- a/klagomål/A 32428-2025 FSC-klagomål.docx
+++ b/klagomål/A 32428-2025 FSC-klagomål.docx
@@ -817,7 +817,7 @@
     <w:r>
       <w:tab/>
       <w:tab/>
-      <w:t>2025-11-02</w:t>
+      <w:t>2025-11-03</w:t>
       <w:br/>
       <w:br/>
     </w:r>

--- a/klagomål/A 32428-2025 FSC-klagomål.docx
+++ b/klagomål/A 32428-2025 FSC-klagomål.docx
@@ -817,7 +817,7 @@
     <w:r>
       <w:tab/>
       <w:tab/>
-      <w:t>2025-11-03</w:t>
+      <w:t>2025-11-04</w:t>
       <w:br/>
       <w:br/>
     </w:r>

--- a/klagomål/A 32428-2025 FSC-klagomål.docx
+++ b/klagomål/A 32428-2025 FSC-klagomål.docx
@@ -817,7 +817,7 @@
     <w:r>
       <w:tab/>
       <w:tab/>
-      <w:t>2025-11-04</w:t>
+      <w:t>2025-11-05</w:t>
       <w:br/>
       <w:br/>
     </w:r>

--- a/klagomål/A 32428-2025 FSC-klagomål.docx
+++ b/klagomål/A 32428-2025 FSC-klagomål.docx
@@ -817,7 +817,7 @@
     <w:r>
       <w:tab/>
       <w:tab/>
-      <w:t>2025-11-05</w:t>
+      <w:t>2025-11-06</w:t>
       <w:br/>
       <w:br/>
     </w:r>

--- a/klagomål/A 32428-2025 FSC-klagomål.docx
+++ b/klagomål/A 32428-2025 FSC-klagomål.docx
@@ -817,7 +817,7 @@
     <w:r>
       <w:tab/>
       <w:tab/>
-      <w:t>2025-11-06</w:t>
+      <w:t>2025-11-07</w:t>
       <w:br/>
       <w:br/>
     </w:r>

--- a/klagomål/A 32428-2025 FSC-klagomål.docx
+++ b/klagomål/A 32428-2025 FSC-klagomål.docx
@@ -817,7 +817,7 @@
     <w:r>
       <w:tab/>
       <w:tab/>
-      <w:t>2025-11-07</w:t>
+      <w:t>2025-11-08</w:t>
       <w:br/>
       <w:br/>
     </w:r>

--- a/klagomål/A 32428-2025 FSC-klagomål.docx
+++ b/klagomål/A 32428-2025 FSC-klagomål.docx
@@ -817,7 +817,7 @@
     <w:r>
       <w:tab/>
       <w:tab/>
-      <w:t>2025-11-08</w:t>
+      <w:t>2025-11-09</w:t>
       <w:br/>
       <w:br/>
     </w:r>

--- a/klagomål/A 32428-2025 FSC-klagomål.docx
+++ b/klagomål/A 32428-2025 FSC-klagomål.docx
@@ -817,7 +817,7 @@
     <w:r>
       <w:tab/>
       <w:tab/>
-      <w:t>2025-11-09</w:t>
+      <w:t>2025-11-10</w:t>
       <w:br/>
       <w:br/>
     </w:r>

--- a/klagomål/A 32428-2025 FSC-klagomål.docx
+++ b/klagomål/A 32428-2025 FSC-klagomål.docx
@@ -817,7 +817,7 @@
     <w:r>
       <w:tab/>
       <w:tab/>
-      <w:t>2025-11-10</w:t>
+      <w:t>2025-11-11</w:t>
       <w:br/>
       <w:br/>
     </w:r>

--- a/klagomål/A 32428-2025 FSC-klagomål.docx
+++ b/klagomål/A 32428-2025 FSC-klagomål.docx
@@ -817,7 +817,7 @@
     <w:r>
       <w:tab/>
       <w:tab/>
-      <w:t>2025-11-11</w:t>
+      <w:t>2025-11-12</w:t>
       <w:br/>
       <w:br/>
     </w:r>

--- a/klagomål/A 32428-2025 FSC-klagomål.docx
+++ b/klagomål/A 32428-2025 FSC-klagomål.docx
@@ -817,7 +817,7 @@
     <w:r>
       <w:tab/>
       <w:tab/>
-      <w:t>2025-11-12</w:t>
+      <w:t>2025-11-13</w:t>
       <w:br/>
       <w:br/>
     </w:r>

--- a/klagomål/A 32428-2025 FSC-klagomål.docx
+++ b/klagomål/A 32428-2025 FSC-klagomål.docx
@@ -817,7 +817,7 @@
     <w:r>
       <w:tab/>
       <w:tab/>
-      <w:t>2025-11-13</w:t>
+      <w:t>2025-11-14</w:t>
       <w:br/>
       <w:br/>
     </w:r>

--- a/klagomål/A 32428-2025 FSC-klagomål.docx
+++ b/klagomål/A 32428-2025 FSC-klagomål.docx
@@ -817,7 +817,7 @@
     <w:r>
       <w:tab/>
       <w:tab/>
-      <w:t>2025-11-14</w:t>
+      <w:t>2025-11-15</w:t>
       <w:br/>
       <w:br/>
     </w:r>

--- a/klagomål/A 32428-2025 FSC-klagomål.docx
+++ b/klagomål/A 32428-2025 FSC-klagomål.docx
@@ -817,7 +817,7 @@
     <w:r>
       <w:tab/>
       <w:tab/>
-      <w:t>2025-11-15</w:t>
+      <w:t>2025-11-20</w:t>
       <w:br/>
       <w:br/>
     </w:r>

--- a/klagomål/A 32428-2025 FSC-klagomål.docx
+++ b/klagomål/A 32428-2025 FSC-klagomål.docx
@@ -817,7 +817,7 @@
     <w:r>
       <w:tab/>
       <w:tab/>
-      <w:t>2025-11-20</w:t>
+      <w:t>2025-11-21</w:t>
       <w:br/>
       <w:br/>
     </w:r>

--- a/klagomål/A 32428-2025 FSC-klagomål.docx
+++ b/klagomål/A 32428-2025 FSC-klagomål.docx
@@ -817,7 +817,7 @@
     <w:r>
       <w:tab/>
       <w:tab/>
-      <w:t>2025-11-21</w:t>
+      <w:t>2025-11-22</w:t>
       <w:br/>
       <w:br/>
     </w:r>

--- a/klagomål/A 32428-2025 FSC-klagomål.docx
+++ b/klagomål/A 32428-2025 FSC-klagomål.docx
@@ -817,7 +817,7 @@
     <w:r>
       <w:tab/>
       <w:tab/>
-      <w:t>2025-11-22</w:t>
+      <w:t>2025-11-23</w:t>
       <w:br/>
       <w:br/>
     </w:r>

--- a/klagomål/A 32428-2025 FSC-klagomål.docx
+++ b/klagomål/A 32428-2025 FSC-klagomål.docx
@@ -817,7 +817,7 @@
     <w:r>
       <w:tab/>
       <w:tab/>
-      <w:t>2025-11-23</w:t>
+      <w:t>2025-11-24</w:t>
       <w:br/>
       <w:br/>
     </w:r>

--- a/klagomål/A 32428-2025 FSC-klagomål.docx
+++ b/klagomål/A 32428-2025 FSC-klagomål.docx
@@ -817,7 +817,7 @@
     <w:r>
       <w:tab/>
       <w:tab/>
-      <w:t>2025-11-24</w:t>
+      <w:t>2025-11-25</w:t>
       <w:br/>
       <w:br/>
     </w:r>

--- a/klagomål/A 32428-2025 FSC-klagomål.docx
+++ b/klagomål/A 32428-2025 FSC-klagomål.docx
@@ -817,7 +817,7 @@
     <w:r>
       <w:tab/>
       <w:tab/>
-      <w:t>2025-11-25</w:t>
+      <w:t>2025-11-26</w:t>
       <w:br/>
       <w:br/>
     </w:r>

--- a/klagomål/A 32428-2025 FSC-klagomål.docx
+++ b/klagomål/A 32428-2025 FSC-klagomål.docx
@@ -817,7 +817,7 @@
     <w:r>
       <w:tab/>
       <w:tab/>
-      <w:t>2025-11-26</w:t>
+      <w:t>2025-11-27</w:t>
       <w:br/>
       <w:br/>
     </w:r>

--- a/klagomål/A 32428-2025 FSC-klagomål.docx
+++ b/klagomål/A 32428-2025 FSC-klagomål.docx
@@ -817,7 +817,7 @@
     <w:r>
       <w:tab/>
       <w:tab/>
-      <w:t>2025-11-27</w:t>
+      <w:t>2025-11-28</w:t>
       <w:br/>
       <w:br/>
     </w:r>

--- a/klagomål/A 32428-2025 FSC-klagomål.docx
+++ b/klagomål/A 32428-2025 FSC-klagomål.docx
@@ -817,7 +817,7 @@
     <w:r>
       <w:tab/>
       <w:tab/>
-      <w:t>2025-11-28</w:t>
+      <w:t>2025-11-29</w:t>
       <w:br/>
       <w:br/>
     </w:r>

--- a/klagomål/A 32428-2025 FSC-klagomål.docx
+++ b/klagomål/A 32428-2025 FSC-klagomål.docx
@@ -817,7 +817,7 @@
     <w:r>
       <w:tab/>
       <w:tab/>
-      <w:t>2025-11-29</w:t>
+      <w:t>2025-11-30</w:t>
       <w:br/>
       <w:br/>
     </w:r>

--- a/klagomål/A 32428-2025 FSC-klagomål.docx
+++ b/klagomål/A 32428-2025 FSC-klagomål.docx
@@ -817,7 +817,7 @@
     <w:r>
       <w:tab/>
       <w:tab/>
-      <w:t>2025-11-30</w:t>
+      <w:t>2025-12-01</w:t>
       <w:br/>
       <w:br/>
     </w:r>

--- a/klagomål/A 32428-2025 FSC-klagomål.docx
+++ b/klagomål/A 32428-2025 FSC-klagomål.docx
@@ -817,7 +817,7 @@
     <w:r>
       <w:tab/>
       <w:tab/>
-      <w:t>2025-12-01</w:t>
+      <w:t>2025-12-02</w:t>
       <w:br/>
       <w:br/>
     </w:r>

--- a/klagomål/A 32428-2025 FSC-klagomål.docx
+++ b/klagomål/A 32428-2025 FSC-klagomål.docx
@@ -817,7 +817,7 @@
     <w:r>
       <w:tab/>
       <w:tab/>
-      <w:t>2025-12-02</w:t>
+      <w:t>2025-12-03</w:t>
       <w:br/>
       <w:br/>
     </w:r>

--- a/klagomål/A 32428-2025 FSC-klagomål.docx
+++ b/klagomål/A 32428-2025 FSC-klagomål.docx
@@ -817,7 +817,7 @@
     <w:r>
       <w:tab/>
       <w:tab/>
-      <w:t>2025-12-03</w:t>
+      <w:t>2025-12-04</w:t>
       <w:br/>
       <w:br/>
     </w:r>

--- a/klagomål/A 32428-2025 FSC-klagomål.docx
+++ b/klagomål/A 32428-2025 FSC-klagomål.docx
@@ -817,7 +817,7 @@
     <w:r>
       <w:tab/>
       <w:tab/>
-      <w:t>2025-12-04</w:t>
+      <w:t>2025-12-05</w:t>
       <w:br/>
       <w:br/>
     </w:r>

--- a/klagomål/A 32428-2025 FSC-klagomål.docx
+++ b/klagomål/A 32428-2025 FSC-klagomål.docx
@@ -817,7 +817,7 @@
     <w:r>
       <w:tab/>
       <w:tab/>
-      <w:t>2025-12-05</w:t>
+      <w:t>2025-12-06</w:t>
       <w:br/>
       <w:br/>
     </w:r>

--- a/klagomål/A 32428-2025 FSC-klagomål.docx
+++ b/klagomål/A 32428-2025 FSC-klagomål.docx
@@ -817,7 +817,7 @@
     <w:r>
       <w:tab/>
       <w:tab/>
-      <w:t>2025-12-06</w:t>
+      <w:t>2025-12-07</w:t>
       <w:br/>
       <w:br/>
     </w:r>

--- a/klagomål/A 32428-2025 FSC-klagomål.docx
+++ b/klagomål/A 32428-2025 FSC-klagomål.docx
@@ -817,7 +817,7 @@
     <w:r>
       <w:tab/>
       <w:tab/>
-      <w:t>2025-12-07</w:t>
+      <w:t>2025-12-08</w:t>
       <w:br/>
       <w:br/>
     </w:r>

--- a/klagomål/A 32428-2025 FSC-klagomål.docx
+++ b/klagomål/A 32428-2025 FSC-klagomål.docx
@@ -817,7 +817,7 @@
     <w:r>
       <w:tab/>
       <w:tab/>
-      <w:t>2025-12-08</w:t>
+      <w:t>2025-12-09</w:t>
       <w:br/>
       <w:br/>
     </w:r>

--- a/klagomål/A 32428-2025 FSC-klagomål.docx
+++ b/klagomål/A 32428-2025 FSC-klagomål.docx
@@ -817,7 +817,7 @@
     <w:r>
       <w:tab/>
       <w:tab/>
-      <w:t>2025-12-09</w:t>
+      <w:t>2025-12-10</w:t>
       <w:br/>
       <w:br/>
     </w:r>

--- a/klagomål/A 32428-2025 FSC-klagomål.docx
+++ b/klagomål/A 32428-2025 FSC-klagomål.docx
@@ -817,7 +817,7 @@
     <w:r>
       <w:tab/>
       <w:tab/>
-      <w:t>2025-12-10</w:t>
+      <w:t>2025-12-11</w:t>
       <w:br/>
       <w:br/>
     </w:r>

--- a/klagomål/A 32428-2025 FSC-klagomål.docx
+++ b/klagomål/A 32428-2025 FSC-klagomål.docx
@@ -817,7 +817,7 @@
     <w:r>
       <w:tab/>
       <w:tab/>
-      <w:t>2025-12-11</w:t>
+      <w:t>2025-12-12</w:t>
       <w:br/>
       <w:br/>
     </w:r>

--- a/klagomål/A 32428-2025 FSC-klagomål.docx
+++ b/klagomål/A 32428-2025 FSC-klagomål.docx
@@ -817,7 +817,7 @@
     <w:r>
       <w:tab/>
       <w:tab/>
-      <w:t>2025-12-12</w:t>
+      <w:t>2025-12-13</w:t>
       <w:br/>
       <w:br/>
     </w:r>

--- a/klagomål/A 32428-2025 FSC-klagomål.docx
+++ b/klagomål/A 32428-2025 FSC-klagomål.docx
@@ -817,7 +817,7 @@
     <w:r>
       <w:tab/>
       <w:tab/>
-      <w:t>2025-12-19</w:t>
+      <w:t>2025-12-20</w:t>
       <w:br/>
       <w:br/>
     </w:r>

--- a/klagomål/A 32428-2025 FSC-klagomål.docx
+++ b/klagomål/A 32428-2025 FSC-klagomål.docx
@@ -817,7 +817,7 @@
     <w:r>
       <w:tab/>
       <w:tab/>
-      <w:t>2025-12-20</w:t>
+      <w:t>2025-12-21</w:t>
       <w:br/>
       <w:br/>
     </w:r>

--- a/klagomål/A 32428-2025 FSC-klagomål.docx
+++ b/klagomål/A 32428-2025 FSC-klagomål.docx
@@ -817,7 +817,7 @@
     <w:r>
       <w:tab/>
       <w:tab/>
-      <w:t>2025-12-21</w:t>
+      <w:t>2025-12-22</w:t>
       <w:br/>
       <w:br/>
     </w:r>

--- a/klagomål/A 32428-2025 FSC-klagomål.docx
+++ b/klagomål/A 32428-2025 FSC-klagomål.docx
@@ -817,7 +817,7 @@
     <w:r>
       <w:tab/>
       <w:tab/>
-      <w:t>2025-12-22</w:t>
+      <w:t>2025-12-26</w:t>
       <w:br/>
       <w:br/>
     </w:r>

--- a/klagomål/A 32428-2025 FSC-klagomål.docx
+++ b/klagomål/A 32428-2025 FSC-klagomål.docx
@@ -817,7 +817,7 @@
     <w:r>
       <w:tab/>
       <w:tab/>
-      <w:t>2026-01-03</w:t>
+      <w:t>2026-01-04</w:t>
       <w:br/>
       <w:br/>
     </w:r>

--- a/klagomål/A 32428-2025 FSC-klagomål.docx
+++ b/klagomål/A 32428-2025 FSC-klagomål.docx
@@ -817,7 +817,7 @@
     <w:r>
       <w:tab/>
       <w:tab/>
-      <w:t>2026-01-07</w:t>
+      <w:t>2026-01-08</w:t>
       <w:br/>
       <w:br/>
     </w:r>

--- a/klagomål/A 32428-2025 FSC-klagomål.docx
+++ b/klagomål/A 32428-2025 FSC-klagomål.docx
@@ -817,7 +817,7 @@
     <w:r>
       <w:tab/>
       <w:tab/>
-      <w:t>2026-01-08</w:t>
+      <w:t>2026-01-09</w:t>
       <w:br/>
       <w:br/>
     </w:r>

--- a/klagomål/A 32428-2025 FSC-klagomål.docx
+++ b/klagomål/A 32428-2025 FSC-klagomål.docx
@@ -817,7 +817,7 @@
     <w:r>
       <w:tab/>
       <w:tab/>
-      <w:t>2026-01-09</w:t>
+      <w:t>2026-01-10</w:t>
       <w:br/>
       <w:br/>
     </w:r>

--- a/klagomål/A 32428-2025 FSC-klagomål.docx
+++ b/klagomål/A 32428-2025 FSC-klagomål.docx
@@ -817,7 +817,7 @@
     <w:r>
       <w:tab/>
       <w:tab/>
-      <w:t>2026-01-10</w:t>
+      <w:t>2026-01-11</w:t>
       <w:br/>
       <w:br/>
     </w:r>

--- a/klagomål/A 32428-2025 FSC-klagomål.docx
+++ b/klagomål/A 32428-2025 FSC-klagomål.docx
@@ -817,7 +817,7 @@
     <w:r>
       <w:tab/>
       <w:tab/>
-      <w:t>2026-01-11</w:t>
+      <w:t>2026-01-12</w:t>
       <w:br/>
       <w:br/>
     </w:r>

--- a/klagomål/A 32428-2025 FSC-klagomål.docx
+++ b/klagomål/A 32428-2025 FSC-klagomål.docx
@@ -817,7 +817,7 @@
     <w:r>
       <w:tab/>
       <w:tab/>
-      <w:t>2026-01-12</w:t>
+      <w:t>2026-01-13</w:t>
       <w:br/>
       <w:br/>
     </w:r>

--- a/klagomål/A 32428-2025 FSC-klagomål.docx
+++ b/klagomål/A 32428-2025 FSC-klagomål.docx
@@ -817,7 +817,7 @@
     <w:r>
       <w:tab/>
       <w:tab/>
-      <w:t>2026-01-13</w:t>
+      <w:t>2026-01-14</w:t>
       <w:br/>
       <w:br/>
     </w:r>

--- a/klagomål/A 32428-2025 FSC-klagomål.docx
+++ b/klagomål/A 32428-2025 FSC-klagomål.docx
@@ -817,7 +817,7 @@
     <w:r>
       <w:tab/>
       <w:tab/>
-      <w:t>2026-01-14</w:t>
+      <w:t>2026-01-15</w:t>
       <w:br/>
       <w:br/>
     </w:r>

--- a/klagomål/A 32428-2025 FSC-klagomål.docx
+++ b/klagomål/A 32428-2025 FSC-klagomål.docx
@@ -817,7 +817,7 @@
     <w:r>
       <w:tab/>
       <w:tab/>
-      <w:t>2026-01-15</w:t>
+      <w:t>2026-01-16</w:t>
       <w:br/>
       <w:br/>
     </w:r>

--- a/klagomål/A 32428-2025 FSC-klagomål.docx
+++ b/klagomål/A 32428-2025 FSC-klagomål.docx
@@ -817,7 +817,7 @@
     <w:r>
       <w:tab/>
       <w:tab/>
-      <w:t>2026-01-16</w:t>
+      <w:t>2026-01-17</w:t>
       <w:br/>
       <w:br/>
     </w:r>

--- a/klagomål/A 32428-2025 FSC-klagomål.docx
+++ b/klagomål/A 32428-2025 FSC-klagomål.docx
@@ -817,7 +817,7 @@
     <w:r>
       <w:tab/>
       <w:tab/>
-      <w:t>2026-01-17</w:t>
+      <w:t>2026-01-18</w:t>
       <w:br/>
       <w:br/>
     </w:r>

--- a/klagomål/A 32428-2025 FSC-klagomål.docx
+++ b/klagomål/A 32428-2025 FSC-klagomål.docx
@@ -817,7 +817,7 @@
     <w:r>
       <w:tab/>
       <w:tab/>
-      <w:t>2026-01-18</w:t>
+      <w:t>2026-01-19</w:t>
       <w:br/>
       <w:br/>
     </w:r>

--- a/klagomål/A 32428-2025 FSC-klagomål.docx
+++ b/klagomål/A 32428-2025 FSC-klagomål.docx
@@ -817,7 +817,7 @@
     <w:r>
       <w:tab/>
       <w:tab/>
-      <w:t>2026-01-19</w:t>
+      <w:t>2026-01-20</w:t>
       <w:br/>
       <w:br/>
     </w:r>

--- a/klagomål/A 32428-2025 FSC-klagomål.docx
+++ b/klagomål/A 32428-2025 FSC-klagomål.docx
@@ -817,7 +817,7 @@
     <w:r>
       <w:tab/>
       <w:tab/>
-      <w:t>2026-01-20</w:t>
+      <w:t>2026-01-21</w:t>
       <w:br/>
       <w:br/>
     </w:r>

--- a/klagomål/A 32428-2025 FSC-klagomål.docx
+++ b/klagomål/A 32428-2025 FSC-klagomål.docx
@@ -817,7 +817,7 @@
     <w:r>
       <w:tab/>
       <w:tab/>
-      <w:t>2026-01-21</w:t>
+      <w:t>2026-01-23</w:t>
       <w:br/>
       <w:br/>
     </w:r>

--- a/klagomål/A 32428-2025 FSC-klagomål.docx
+++ b/klagomål/A 32428-2025 FSC-klagomål.docx
@@ -817,7 +817,7 @@
     <w:r>
       <w:tab/>
       <w:tab/>
-      <w:t>2026-01-23</w:t>
+      <w:t>2026-01-24</w:t>
       <w:br/>
       <w:br/>
     </w:r>

--- a/klagomål/A 32428-2025 FSC-klagomål.docx
+++ b/klagomål/A 32428-2025 FSC-klagomål.docx
@@ -817,7 +817,7 @@
     <w:r>
       <w:tab/>
       <w:tab/>
-      <w:t>2026-01-24</w:t>
+      <w:t>2026-01-25</w:t>
       <w:br/>
       <w:br/>
     </w:r>

--- a/klagomål/A 32428-2025 FSC-klagomål.docx
+++ b/klagomål/A 32428-2025 FSC-klagomål.docx
@@ -817,7 +817,7 @@
     <w:r>
       <w:tab/>
       <w:tab/>
-      <w:t>2026-01-25</w:t>
+      <w:t>2026-01-26</w:t>
       <w:br/>
       <w:br/>
     </w:r>

--- a/klagomål/A 32428-2025 FSC-klagomål.docx
+++ b/klagomål/A 32428-2025 FSC-klagomål.docx
@@ -817,7 +817,7 @@
     <w:r>
       <w:tab/>
       <w:tab/>
-      <w:t>2026-01-26</w:t>
+      <w:t>2026-01-27</w:t>
       <w:br/>
       <w:br/>
     </w:r>

--- a/klagomål/A 32428-2025 FSC-klagomål.docx
+++ b/klagomål/A 32428-2025 FSC-klagomål.docx
@@ -817,7 +817,7 @@
     <w:r>
       <w:tab/>
       <w:tab/>
-      <w:t>2026-01-27</w:t>
+      <w:t>2026-01-28</w:t>
       <w:br/>
       <w:br/>
     </w:r>

--- a/klagomål/A 32428-2025 FSC-klagomål.docx
+++ b/klagomål/A 32428-2025 FSC-klagomål.docx
@@ -112,7 +112,7 @@
         <w:pStyle w:val="ListBullet"/>
       </w:pPr>
       <w:r>
-        <w:t>Om ett ombud (tex Norra skog eller Mellanskog) avverkningsanmäler en skog med naturvärden motsvarande nyckelbiotops kvalité men markägaren inte är FSC certifierad, bör du skicka in ett FSC kontrollerat virke klagomål. Då ska klagomålet skickas till ombudsföretaget.</w:t>
+        <w:t>Om ett ombud (tex Norra skog eller Mellanskog) avverkningsanmäler en skog med naturvärden motsvarande nyckelbiotops kvalitet men markägaren inte är FSC certifierad, bör du skicka in ett FSC kontrollerat virke klagomål. Då ska klagomålet skickas till ombudsföretaget.</w:t>
       </w:r>
     </w:p>
     <w:p>
@@ -254,7 +254,7 @@
         <w:t>Lunglav (NT)</w:t>
       </w:r>
       <w:r>
-        <w:t xml:space="preserve"> är en av vårt lands främsta signalarter som överallt indikerar gamla lövträd, skogsbestånd med höga naturvärden och ekosystem med lång skoglig kontinuitet. Lokalt kan förekomsten vara mycket riklig men den hittas nästan enbart i gamla och ej slutavverkade skogar. Artens samtliga förekomster bör uppmärksammas från naturvårdssynpunkt, då många lokaler även hyser andra ovanliga och rödlistade arter. Rikliga förekomster bör skyddas med biotopskydd, frivilliga avsättningar eller reservat. Det finns ett antal sällsynta lavparasiter som växer på lunglav: lunglavsknapp (VU), skrovelmössing (DD), lunglavshårprick (DD), </w:t>
+        <w:t xml:space="preserve"> är en av vårt lands främsta signalarter som överallt indikerar gamla lövträd, skogsbestånd med höga naturvärden och ekosystem med långskoglig kontinuitet. Lokalt kan förekomsten vara mycket riklig men den hittas nästan enbart i gamla och ej slutavverkade skogar. Artens samtliga förekomster bör uppmärksammas från naturvårdssynpunkt, då många lokaler även hyser andra ovanliga och rödlistade arter. Rikliga förekomster bör skyddas med biotopskydd, frivilliga avsättningar eller reservat. Det finns ett antal sällsynta lavparasiter som växer på lunglav: lunglavsknapp (VU), skrovelmössing (DD), lunglavshårprick (DD), </w:t>
       </w:r>
       <w:r>
         <w:rPr>
@@ -272,7 +272,25 @@
         <w:t>Chalara lobariae</w:t>
       </w:r>
       <w:r>
-        <w:t xml:space="preserve"> (NA) (SLU Artdatabanken, 2025; SLU Artdatabanken, 2024; Nitare &amp; Skogsstyrelsen, 2019).</w:t>
+        <w:t xml:space="preserve"> (NA). Lunglav är typisk art för </w:t>
+      </w:r>
+      <w:r>
+        <w:rPr>
+          <w:i/>
+        </w:rPr>
+        <w:t>9010 Taiga, 9020 Nordlig ädellövskog, 9110 Näringsfattig bokskog, 9130 Näringsrik bokskog, 9160 Näringsrik ekskog, 9180 Ädellövskog i branter, 9190 Näringsfattig ekskog, 9070 Trädklädd betesmark, 9040 Fjällbjörkskog</w:t>
+      </w:r>
+      <w:r>
+        <w:t xml:space="preserve"> och</w:t>
+      </w:r>
+      <w:r>
+        <w:rPr>
+          <w:i/>
+        </w:rPr>
+        <w:t xml:space="preserve"> 6530 Lövängar</w:t>
+      </w:r>
+      <w:r>
+        <w:t xml:space="preserve"> (SLU Artdatabanken, 2025; SLU Artdatabanken, 2024; Nitare &amp; Skogsstyrelsen, 2019).</w:t>
       </w:r>
     </w:p>
     <w:p>
@@ -283,7 +301,25 @@
         <w:t xml:space="preserve">Skinnlav </w:t>
       </w:r>
       <w:r>
-        <w:t>förekommer på diverse lövträd, främst på gammal asp och sälg. Den påträffas främst i områden med lång kontinuitet av grova lövträd och signalerar skogsmark med höga naturvärden. På lokalerna förekommer som regel ett flertal andra ovanliga eller rödlistade lavar. I likhet med gelélavarna, etablerar sig skinnlaven i skogsmark på grova aspar i sena lövsuccessioner (Nitare &amp; Skogsstyrelsen, 2019).</w:t>
+        <w:t xml:space="preserve">förekommer på diverse lövträd, främst på gammal asp och sälg. Den påträffas främst i områden med lång kontinuitet av grova lövträd och signalerar skogsmark med höga naturvärden. På lokalerna förekommer som regel ett flertal andra ovanliga eller rödlistade lavar. I likhet med gelélavarna, etablerar sig skinnlaven i skogsmark på grova aspar i sena lövsuccessioner. Skinnlav är typisk art för </w:t>
+      </w:r>
+      <w:r>
+        <w:rPr>
+          <w:i/>
+        </w:rPr>
+        <w:t xml:space="preserve">9010 Taiga, 9020 Nordlig ädellövskog </w:t>
+      </w:r>
+      <w:r>
+        <w:t xml:space="preserve">och </w:t>
+      </w:r>
+      <w:r>
+        <w:rPr>
+          <w:i/>
+        </w:rPr>
+        <w:t xml:space="preserve">9070 Trädklädd betesmark </w:t>
+      </w:r>
+      <w:r>
+        <w:t>(Nitare &amp; Skogsstyrelsen, 2019; SLU Artdatabanken, 2025).</w:t>
       </w:r>
     </w:p>
     <w:p>
@@ -586,7 +622,25 @@
     </w:p>
     <w:p>
       <w:r>
-        <w:t>Lunglav (NT) är en av vårt lands främsta signalarter som överallt indikerar gamla lövträd, skogsbestånd med höga naturvärden och ekosystem med lång skoglig kontinuitet. Lokalt kan förekomsten vara mycket riklig men den hittas nästan enbart i gamla och ej slutavverkade skogar. Artens samtliga förekomster bör uppmärksammas från naturvårdssynpunkt, då många lokaler även hyser andra ovanliga och rödlistade arter. Rikliga förekomster bör skyddas med biotopskydd, frivilliga avsättningar eller reservat (SLU Artdatabanken, 2024; Nitare &amp; Skogsstyrelsen, 2019).</w:t>
+        <w:t xml:space="preserve">Lunglav (NT) är en av vårt lands främsta signalarter som överallt indikerar gamla lövträd, skogsbestånd med höga naturvärden och ekosystem med lång skoglig kontinuitet. Lokalt kan förekomsten vara mycket riklig men den hittas nästan enbart i gamla och ej slutavverkade skogar. Artens samtliga förekomster bör uppmärksammas från naturvårdssynpunkt, då många lokaler även hyser andra ovanliga och rödlistade arter. Rikliga förekomster bör skyddas med biotopskydd, frivilliga avsättningar eller reservat. Lunglav är typisk art för </w:t>
+      </w:r>
+      <w:r>
+        <w:rPr>
+          <w:i/>
+        </w:rPr>
+        <w:t>9010 Taiga, 9020 Nordlig ädellövskog, 9110 Näringsfattig bokskog, 9130 Näringsrik bokskog, 9160 Näringsrik ekskog, 9180 Ädellövskog i branter, 9190 Näringsfattig ekskog, 9070 Trädklädd betesmark, 9040 Fjällbjörkskog</w:t>
+      </w:r>
+      <w:r>
+        <w:t xml:space="preserve"> och</w:t>
+      </w:r>
+      <w:r>
+        <w:rPr>
+          <w:i/>
+        </w:rPr>
+        <w:t xml:space="preserve"> 6530 Lövängar</w:t>
+      </w:r>
+      <w:r>
+        <w:t xml:space="preserve"> (SLU Artdatabanken, 2024; Nitare &amp; Skogsstyrelsen, 2019).</w:t>
       </w:r>
     </w:p>
     <w:p>
@@ -817,7 +871,7 @@
     <w:r>
       <w:tab/>
       <w:tab/>
-      <w:t>2026-01-28</w:t>
+      <w:t>2026-01-29</w:t>
       <w:br/>
       <w:br/>
     </w:r>

--- a/klagomål/A 32428-2025 FSC-klagomål.docx
+++ b/klagomål/A 32428-2025 FSC-klagomål.docx
@@ -871,7 +871,7 @@
     <w:r>
       <w:tab/>
       <w:tab/>
-      <w:t>2026-01-29</w:t>
+      <w:t>2026-01-30</w:t>
       <w:br/>
       <w:br/>
     </w:r>

--- a/klagomål/A 32428-2025 FSC-klagomål.docx
+++ b/klagomål/A 32428-2025 FSC-klagomål.docx
@@ -871,7 +871,7 @@
     <w:r>
       <w:tab/>
       <w:tab/>
-      <w:t>2026-01-30</w:t>
+      <w:t>2026-01-31</w:t>
       <w:br/>
       <w:br/>
     </w:r>
